--- a/en/discovery-articles/1.20 Double-Entry Bookkeeping.docx
+++ b/en/discovery-articles/1.20 Double-Entry Bookkeeping.docx
@@ -229,7 +229,7 @@
           <w:i w:val="0"/>
           <w:sz w:val="22"/>
         </w:rPr>
-        <w:t>By the thirteenth to fifteenth centuries, Italian trading cities kept sophisticated ledgers for partnerships and overseas ventures. Print then carried Pacioli's exposition across Europe. Dutch, English, and later global firms adapted the grid to joint-stock companies. Spreadsheet and ERP software still post debits and credits. Adoption followed credit risk and long-distance trade.</w:t>
+        <w:t>By the thirteenth to fifteenth centuries, Italian trading cities kept sophisticated ledgers for partnerships and overseas ventures. Print then carried Pacioli's exposition across Europe. Dutch, English, and later global firms adapted the grid to joint-stock companies. Spreadsheets and later business-management software still post the same paired debits and credits. Adoption followed credit risk and long-distance trade.</w:t>
       </w:r>
     </w:p>
     <w:p>

--- a/en/discovery-articles/1.20 Double-Entry Bookkeeping.docx
+++ b/en/discovery-articles/1.20 Double-Entry Bookkeeping.docx
@@ -346,7 +346,7 @@
           <w:color w:val="004E8C"/>
           <w:sz w:val="24"/>
         </w:rPr>
-        <w:t>A. Books and major scholarly works</w:t>
+        <w:t>Books and major scholarly works</w:t>
       </w:r>
     </w:p>
     <w:p>
@@ -385,7 +385,7 @@
           <w:color w:val="004E8C"/>
           <w:sz w:val="24"/>
         </w:rPr>
-        <w:t>C. Institutional and encyclopedic sources</w:t>
+        <w:t>Institutional and encyclopedic sources</w:t>
       </w:r>
     </w:p>
     <w:p>
@@ -466,7 +466,7 @@
           <w:color w:val="004E8C"/>
           <w:sz w:val="24"/>
         </w:rPr>
-        <w:t>J. Press, popular science, and general reference</w:t>
+        <w:t>Press, popular science, and general reference</w:t>
       </w:r>
     </w:p>
     <w:p>
